--- a/Scraping-By-Python/Scrapy-Notes/Scrapy-Notes-02.docx
+++ b/Scraping-By-Python/Scrapy-Notes/Scrapy-Notes-02.docx
@@ -289,17 +289,7 @@
           <w:szCs w:val="28"/>
           <w14:ligatures w14:val="none"/>
         </w:rPr>
-        <w:t xml:space="preserve"> </w:t>
-      </w:r>
-      <w:r>
-        <w:rPr>
-          <w:rFonts w:ascii="Sakkal Majalla" w:eastAsia="Times New Roman" w:hAnsi="Sakkal Majalla" w:cs="Sakkal Majalla"/>
-          <w:kern w:val="0"/>
-          <w:sz w:val="28"/>
-          <w:szCs w:val="28"/>
-          <w14:ligatures w14:val="none"/>
-        </w:rPr>
-        <w:t>========================================================</w:t>
+        <w:t xml:space="preserve"> ========================================================</w:t>
       </w:r>
     </w:p>
     <w:p>
@@ -1884,6 +1874,7 @@
   <w:style w:type="character" w:default="1" w:styleId="DefaultParagraphFont">
     <w:name w:val="Default Paragraph Font"/>
     <w:uiPriority w:val="1"/>
+    <w:semiHidden/>
     <w:unhideWhenUsed/>
   </w:style>
   <w:style w:type="table" w:default="1" w:styleId="TableNormal">
